--- a/طرح پروژه2.docx
+++ b/طرح پروژه2.docx
@@ -9932,6 +9932,25 @@
         <w:bidi/>
         <w:rPr>
           <w:rFonts w:cs="B Nazanin"/>
+          <w:rtl/>
+          <w:lang w:bidi="fa-IR"/>
+        </w:rPr>
+      </w:pPr>
+      <w:r>
+        <w:rPr>
+          <w:rFonts w:cs="B Nazanin" w:hint="cs"/>
+          <w:rtl/>
+          <w:lang w:bidi="fa-IR"/>
+        </w:rPr>
+        <w:t xml:space="preserve">تبدیل آدرس به موقعیت و موقعیت به آدرس رو بعدا بهت میدم جهت انجام </w:t>
+      </w:r>
+    </w:p>
+    <w:p>
+      <w:pPr>
+        <w:bidi/>
+        <w:rPr>
+          <w:rFonts w:cs="B Nazanin" w:hint="cs"/>
+          <w:rtl/>
           <w:lang w:bidi="fa-IR"/>
         </w:rPr>
       </w:pPr>
